--- a/docs/DigitVision_AI_Micro_Project_Report_Final.docx
+++ b/docs/DigitVision_AI_Micro_Project_Report_Final.docx
@@ -3146,6 +3146,7 @@
             <w:vAlign w:val="center"/>
             <w:shd w:fill="E8E8E8"/>
             <w:shd w:fill="E8E8E8"/>
+            <w:shd w:fill="E8E8E8"/>
           </w:tcPr>
           <w:p>
             <w:pPr>
@@ -3172,6 +3173,7 @@
             <w:vAlign w:val="center"/>
             <w:shd w:fill="E8E8E8"/>
             <w:shd w:fill="E8E8E8"/>
+            <w:shd w:fill="E8E8E8"/>
           </w:tcPr>
           <w:p>
             <w:pPr>
@@ -3198,6 +3200,7 @@
             <w:vAlign w:val="center"/>
             <w:shd w:fill="E8E8E8"/>
             <w:shd w:fill="E8E8E8"/>
+            <w:shd w:fill="E8E8E8"/>
           </w:tcPr>
           <w:p>
             <w:pPr>
@@ -3222,6 +3225,7 @@
             <w:tcW w:w="2100" w:type="dxa"/>
             <w:shd w:val="clear" w:color="auto" w:fill="E8E8E8"/>
             <w:vAlign w:val="center"/>
+            <w:shd w:fill="E8E8E8"/>
             <w:shd w:fill="E8E8E8"/>
             <w:shd w:fill="E8E8E8"/>
           </w:tcPr>
@@ -3915,6 +3919,7 @@
             <w:vAlign w:val="center"/>
             <w:shd w:fill="E8E8E8"/>
             <w:shd w:fill="E8E8E8"/>
+            <w:shd w:fill="E8E8E8"/>
           </w:tcPr>
           <w:p>
             <w:pPr>
@@ -3941,6 +3946,7 @@
             <w:vAlign w:val="center"/>
             <w:shd w:fill="E8E8E8"/>
             <w:shd w:fill="E8E8E8"/>
+            <w:shd w:fill="E8E8E8"/>
           </w:tcPr>
           <w:p>
             <w:pPr>
@@ -3967,6 +3973,7 @@
             <w:vAlign w:val="center"/>
             <w:shd w:fill="E8E8E8"/>
             <w:shd w:fill="E8E8E8"/>
+            <w:shd w:fill="E8E8E8"/>
           </w:tcPr>
           <w:p>
             <w:pPr>
@@ -3993,6 +4000,7 @@
             <w:vAlign w:val="center"/>
             <w:shd w:fill="E8E8E8"/>
             <w:shd w:fill="E8E8E8"/>
+            <w:shd w:fill="E8E8E8"/>
           </w:tcPr>
           <w:p>
             <w:pPr>
@@ -4019,6 +4027,7 @@
             <w:vAlign w:val="center"/>
             <w:shd w:fill="E8E8E8"/>
             <w:shd w:fill="E8E8E8"/>
+            <w:shd w:fill="E8E8E8"/>
           </w:tcPr>
           <w:p>
             <w:pPr>
@@ -4045,6 +4054,7 @@
             <w:vAlign w:val="center"/>
             <w:shd w:fill="E8E8E8"/>
             <w:shd w:fill="E8E8E8"/>
+            <w:shd w:fill="E8E8E8"/>
           </w:tcPr>
           <w:p>
             <w:pPr>
@@ -4071,6 +4081,7 @@
             <w:vAlign w:val="center"/>
             <w:shd w:fill="E8E8E8"/>
             <w:shd w:fill="E8E8E8"/>
+            <w:shd w:fill="E8E8E8"/>
           </w:tcPr>
           <w:p>
             <w:pPr>
@@ -4097,6 +4108,7 @@
             <w:vAlign w:val="center"/>
             <w:shd w:fill="E8E8E8"/>
             <w:shd w:fill="E8E8E8"/>
+            <w:shd w:fill="E8E8E8"/>
           </w:tcPr>
           <w:p>
             <w:pPr>
@@ -4123,6 +4135,7 @@
             <w:vAlign w:val="center"/>
             <w:shd w:fill="E8E8E8"/>
             <w:shd w:fill="E8E8E8"/>
+            <w:shd w:fill="E8E8E8"/>
           </w:tcPr>
           <w:p>
             <w:pPr>
@@ -4149,6 +4162,7 @@
             <w:vAlign w:val="center"/>
             <w:shd w:fill="E8E8E8"/>
             <w:shd w:fill="E8E8E8"/>
+            <w:shd w:fill="E8E8E8"/>
           </w:tcPr>
           <w:p>
             <w:pPr>
@@ -4175,6 +4189,7 @@
             <w:vAlign w:val="center"/>
             <w:shd w:fill="E8E8E8"/>
             <w:shd w:fill="E8E8E8"/>
+            <w:shd w:fill="E8E8E8"/>
           </w:tcPr>
           <w:p>
             <w:pPr>
@@ -4201,6 +4216,7 @@
             <w:vAlign w:val="center"/>
             <w:shd w:fill="E8E8E8"/>
             <w:shd w:fill="E8E8E8"/>
+            <w:shd w:fill="E8E8E8"/>
           </w:tcPr>
           <w:p>
             <w:pPr>
@@ -4227,6 +4243,7 @@
             <w:vAlign w:val="center"/>
             <w:shd w:fill="E8E8E8"/>
             <w:shd w:fill="E8E8E8"/>
+            <w:shd w:fill="E8E8E8"/>
           </w:tcPr>
           <w:p>
             <w:pPr>
@@ -4251,6 +4268,7 @@
             <w:tcW w:w="642" w:type="dxa"/>
             <w:shd w:val="clear" w:color="auto" w:fill="E8E8E8"/>
             <w:vAlign w:val="center"/>
+            <w:shd w:fill="E8E8E8"/>
             <w:shd w:fill="E8E8E8"/>
             <w:shd w:fill="E8E8E8"/>
           </w:tcPr>
@@ -6241,6 +6259,7 @@
             <w:shd w:val="clear" w:color="auto" w:fill="F5F5F5"/>
             <w:shd w:fill="F5F5F5"/>
             <w:shd w:fill="F5F5F5"/>
+            <w:shd w:fill="F5F5F5"/>
           </w:tcPr>
           <w:p>
             <w:pPr>
@@ -6266,6 +6285,7 @@
             <w:shd w:val="clear" w:color="auto" w:fill="F5F5F5"/>
             <w:shd w:fill="F5F5F5"/>
             <w:shd w:fill="F5F5F5"/>
+            <w:shd w:fill="F5F5F5"/>
           </w:tcPr>
           <w:p>
             <w:pPr>
@@ -6291,6 +6311,7 @@
             <w:shd w:val="clear" w:color="auto" w:fill="F5F5F5"/>
             <w:shd w:fill="F5F5F5"/>
             <w:shd w:fill="F5F5F5"/>
+            <w:shd w:fill="F5F5F5"/>
           </w:tcPr>
           <w:p>
             <w:pPr>
@@ -6316,6 +6337,7 @@
             <w:shd w:val="clear" w:color="auto" w:fill="F5F5F5"/>
             <w:shd w:fill="F5F5F5"/>
             <w:shd w:fill="F5F5F5"/>
+            <w:shd w:fill="F5F5F5"/>
           </w:tcPr>
           <w:p>
             <w:pPr>
@@ -6341,6 +6363,7 @@
             <w:shd w:val="clear" w:color="auto" w:fill="F5F5F5"/>
             <w:shd w:fill="F5F5F5"/>
             <w:shd w:fill="F5F5F5"/>
+            <w:shd w:fill="F5F5F5"/>
           </w:tcPr>
           <w:p>
             <w:pPr>
@@ -6366,6 +6389,7 @@
             <w:shd w:val="clear" w:color="auto" w:fill="F5F5F5"/>
             <w:shd w:fill="F5F5F5"/>
             <w:shd w:fill="F5F5F5"/>
+            <w:shd w:fill="F5F5F5"/>
           </w:tcPr>
           <w:p>
             <w:pPr>
@@ -6391,6 +6415,7 @@
             <w:shd w:val="clear" w:color="auto" w:fill="F5F5F5"/>
             <w:shd w:fill="F5F5F5"/>
             <w:shd w:fill="F5F5F5"/>
+            <w:shd w:fill="F5F5F5"/>
           </w:tcPr>
           <w:p>
             <w:pPr>
@@ -6416,6 +6441,7 @@
             <w:shd w:val="clear" w:color="auto" w:fill="F5F5F5"/>
             <w:shd w:fill="F5F5F5"/>
             <w:shd w:fill="F5F5F5"/>
+            <w:shd w:fill="F5F5F5"/>
           </w:tcPr>
           <w:p>
             <w:pPr>
@@ -6441,6 +6467,7 @@
             <w:shd w:val="clear" w:color="auto" w:fill="F5F5F5"/>
             <w:shd w:fill="F5F5F5"/>
             <w:shd w:fill="F5F5F5"/>
+            <w:shd w:fill="F5F5F5"/>
           </w:tcPr>
           <w:p>
             <w:pPr>
@@ -6466,6 +6493,7 @@
             <w:shd w:val="clear" w:color="auto" w:fill="F5F5F5"/>
             <w:shd w:fill="F5F5F5"/>
             <w:shd w:fill="F5F5F5"/>
+            <w:shd w:fill="F5F5F5"/>
           </w:tcPr>
           <w:p>
             <w:pPr>
@@ -6491,6 +6519,7 @@
             <w:shd w:val="clear" w:color="auto" w:fill="F5F5F5"/>
             <w:shd w:fill="F5F5F5"/>
             <w:shd w:fill="F5F5F5"/>
+            <w:shd w:fill="F5F5F5"/>
           </w:tcPr>
           <w:p>
             <w:pPr>
@@ -6516,6 +6545,7 @@
             <w:shd w:val="clear" w:color="auto" w:fill="F5F5F5"/>
             <w:shd w:fill="F5F5F5"/>
             <w:shd w:fill="F5F5F5"/>
+            <w:shd w:fill="F5F5F5"/>
           </w:tcPr>
           <w:p>
             <w:pPr>
@@ -6541,6 +6571,7 @@
             <w:shd w:val="clear" w:color="auto" w:fill="F5F5F5"/>
             <w:shd w:fill="F5F5F5"/>
             <w:shd w:fill="F5F5F5"/>
+            <w:shd w:fill="F5F5F5"/>
           </w:tcPr>
           <w:p>
             <w:pPr>
@@ -6564,6 +6595,7 @@
           <w:tcPr>
             <w:tcW w:w="642" w:type="dxa"/>
             <w:shd w:val="clear" w:color="auto" w:fill="F5F5F5"/>
+            <w:shd w:fill="F5F5F5"/>
             <w:shd w:fill="F5F5F5"/>
             <w:shd w:fill="F5F5F5"/>
           </w:tcPr>
@@ -6662,6 +6694,7 @@
             <w:vAlign w:val="center"/>
             <w:shd w:fill="E8E8E8"/>
             <w:shd w:fill="E8E8E8"/>
+            <w:shd w:fill="E8E8E8"/>
           </w:tcPr>
           <w:p>
             <w:pPr>
@@ -6688,6 +6721,7 @@
             <w:vAlign w:val="center"/>
             <w:shd w:fill="E8E8E8"/>
             <w:shd w:fill="E8E8E8"/>
+            <w:shd w:fill="E8E8E8"/>
           </w:tcPr>
           <w:p>
             <w:pPr>
@@ -6712,6 +6746,7 @@
             <w:tcW w:w="7500" w:type="dxa"/>
             <w:shd w:val="clear" w:color="auto" w:fill="E8E8E8"/>
             <w:vAlign w:val="center"/>
+            <w:shd w:fill="E8E8E8"/>
             <w:shd w:fill="E8E8E8"/>
             <w:shd w:fill="E8E8E8"/>
           </w:tcPr>
@@ -7280,7 +7315,7 @@
                 <w:color w:val="1A1A1A"/>
                 <w:sz w:val="19"/>
               </w:rPr>
-              <w:t>CO → PSO1, PSO2</w:t>
+              <w:t>CO → PSO1</w:t>
             </w:r>
           </w:p>
         </w:tc>
@@ -7302,7 +7337,7 @@
                 <w:color w:val="1A1A1A"/>
                 <w:sz w:val="19"/>
               </w:rPr>
-              <w:t>3 (PSO1, PSO2)</w:t>
+              <w:t>3 (High)</w:t>
             </w:r>
           </w:p>
         </w:tc>
@@ -7324,9 +7359,79 @@
                 <w:color w:val="1A1A1A"/>
                 <w:sz w:val="18"/>
               </w:rPr>
-              <w:t>• PSO1 (3): Demonstrates end-to-end design, training, and deployment of machine learning and computer vision architectures on real-world sensory inputs.</w:t>
+              <w:t>• PSO1 Statement: Apply programming skills and mathematical concepts to design, develop, and optimize AI and machine learning solutions for real-world problems.</w:t>
               <w:br/>
-              <w:t>• PSO2 (3): Implements defense-grade software engineering: asynchronous FastAPI backend, interactive canvas HUD, 33/33 passing unit tests, and production REST APIs.</w:t>
+              <w:t>• Empirical Justification (Level 3): Applied mathematical foundations (pixel moments μ=0.1307, σ=0.3081, center-of-mass translation, convex L-BFGS multinomial logistic regression, RBF SVM Gram matrix complexity control, cross-entropy loss, and post-hoc temperature scaling calibration at T=0.9170 reducing ECE to 0.0031) and software engineering skills (Python 3.13, NumPy array vectorization, OpenCV Otsu binarization, scikit-learn, Keras 3, 35/35 automated unit tests) to design, develop, and optimize DigitVision DeepConvNet (98.31% test accuracy, 0.9831 Macro-F1) solving real-world canvas domain shift and uncalibrated classification in automated cheque/postal processing.</w:t>
+            </w:r>
+          </w:p>
+        </w:tc>
+      </w:tr>
+      <w:tr>
+        <w:tc>
+          <w:tcPr>
+            <w:tcW w:type="dxa" w:w="1600"/>
+          </w:tcPr>
+          <w:p>
+            <w:pPr>
+              <w:spacing w:before="40" w:after="40" w:line="276" w:lineRule="auto"/>
+              <w:jc w:val="left"/>
+            </w:pPr>
+            <w:r/>
+            <w:r>
+              <w:rPr>
+                <w:rFonts w:ascii="Times New Roman" w:hAnsi="Times New Roman"/>
+                <w:b/>
+                <w:i w:val="0"/>
+                <w:color w:val="1A1A1A"/>
+                <w:sz w:val="19"/>
+              </w:rPr>
+              <w:t>CO → PSO2</w:t>
+            </w:r>
+          </w:p>
+        </w:tc>
+        <w:tc>
+          <w:tcPr>
+            <w:tcW w:type="dxa" w:w="900"/>
+          </w:tcPr>
+          <w:p>
+            <w:pPr>
+              <w:spacing w:before="40" w:after="40" w:line="276" w:lineRule="auto"/>
+              <w:jc w:val="center"/>
+            </w:pPr>
+            <w:r/>
+            <w:r>
+              <w:rPr>
+                <w:rFonts w:ascii="Times New Roman" w:hAnsi="Times New Roman"/>
+                <w:b/>
+                <w:i w:val="0"/>
+                <w:color w:val="1A1A1A"/>
+                <w:sz w:val="19"/>
+              </w:rPr>
+              <w:t>3 (High)</w:t>
+            </w:r>
+          </w:p>
+        </w:tc>
+        <w:tc>
+          <w:tcPr>
+            <w:tcW w:type="dxa" w:w="7500"/>
+          </w:tcPr>
+          <w:p>
+            <w:pPr>
+              <w:spacing w:before="40" w:after="40" w:line="276" w:lineRule="auto"/>
+              <w:jc w:val="left"/>
+            </w:pPr>
+            <w:r/>
+            <w:r>
+              <w:rPr>
+                <w:rFonts w:ascii="Times New Roman" w:hAnsi="Times New Roman"/>
+                <w:b w:val="0"/>
+                <w:i w:val="0"/>
+                <w:color w:val="1A1A1A"/>
+                <w:sz w:val="18"/>
+              </w:rPr>
+              <w:t>• PSO2 Statement: Demonstrate competency in Deep Learning, and Data Analytics tools and technologies to build intelligent systems and pursue careers in industry, research, or higher education.</w:t>
+              <w:br/>
+              <w:t>• Empirical Justification (Level 3): Demonstrated technical mastery in Deep Learning (custom dual-block CNN with Batch Normalization, SpatialDropout, Global Average Pooling, and Grad-CAM spatial explainability on conv_cam layer) and Data Analytics tools (70,000-sample EDA, bimodal pixel distributions, 10-cluster unsupervised K-Means geometry discovering 58.87% cluster purity, and calibration reliability analysis across 7 empirical metrics). Delivered a production-grade intelligent system with asynchronous FastAPI backend, sub-10 ms CPU inference, interactive canvas HUD, and telemetry logging, preparing students for AI research and industry engineering roles.</w:t>
             </w:r>
           </w:p>
         </w:tc>
@@ -8814,6 +8919,7 @@
             <w:vAlign w:val="center"/>
             <w:shd w:fill="E8E8E8"/>
             <w:shd w:fill="E8E8E8"/>
+            <w:shd w:fill="E8E8E8"/>
           </w:tcPr>
           <w:p>
             <w:pPr>
@@ -8840,6 +8946,7 @@
             <w:vAlign w:val="center"/>
             <w:shd w:fill="E8E8E8"/>
             <w:shd w:fill="E8E8E8"/>
+            <w:shd w:fill="E8E8E8"/>
           </w:tcPr>
           <w:p>
             <w:pPr>
@@ -8864,6 +8971,7 @@
             <w:tcW w:w="6400" w:type="dxa"/>
             <w:shd w:val="clear" w:color="auto" w:fill="E8E8E8"/>
             <w:vAlign w:val="center"/>
+            <w:shd w:fill="E8E8E8"/>
             <w:shd w:fill="E8E8E8"/>
             <w:shd w:fill="E8E8E8"/>
           </w:tcPr>
@@ -9714,9 +9822,18 @@
     </w:tbl>
     <w:p>
       <w:pPr>
+        <w:pStyle w:val="Heading2"/>
         <w:spacing w:after="60"/>
         <w:jc w:val="both"/>
       </w:pPr>
+      <w:r>
+        <w:rPr>
+          <w:rFonts w:ascii="Times New Roman" w:hAnsi="Times New Roman"/>
+          <w:b/>
+          <w:sz w:val="26"/>
+        </w:rPr>
+        <w:t>Programme Specific Outcomes (PSOs) — Department of CSE (AI &amp; ML)</w:t>
+      </w:r>
     </w:p>
     <w:tbl>
       <w:tblPr>
@@ -9752,20 +9869,21 @@
             <w:tcW w:w="1200" w:type="dxa"/>
             <w:shd w:val="clear" w:color="auto" w:fill="DEEAF6"/>
             <w:vAlign w:val="center"/>
-          </w:tcPr>
-          <w:p>
-            <w:pPr>
-              <w:keepNext/>
-              <w:spacing w:after="40" w:line="264" w:lineRule="auto"/>
-              <w:jc w:val="both"/>
-            </w:pPr>
-            <w:r>
-              <w:rPr>
-                <w:rFonts w:ascii="Times New Roman" w:hAnsi="Times New Roman"/>
-                <w:b/>
-                <w:bCs/>
-                <w:sz w:val="21"/>
-                <w:szCs w:val="21"/>
+            <w:shd w:fill="E8E8E8"/>
+          </w:tcPr>
+          <w:p>
+            <w:pPr>
+              <w:spacing w:before="40" w:after="40" w:line="276" w:lineRule="auto"/>
+              <w:jc w:val="center"/>
+            </w:pPr>
+            <w:r/>
+            <w:r>
+              <w:rPr>
+                <w:rFonts w:ascii="Times New Roman" w:hAnsi="Times New Roman"/>
+                <w:b/>
+                <w:i w:val="0"/>
+                <w:color w:val="1A1A1A"/>
+                <w:sz w:val="20"/>
               </w:rPr>
               <w:t>PSO</w:t>
             </w:r>
@@ -9776,22 +9894,23 @@
             <w:tcW w:w="8800" w:type="dxa"/>
             <w:shd w:val="clear" w:color="auto" w:fill="DEEAF6"/>
             <w:vAlign w:val="center"/>
-          </w:tcPr>
-          <w:p>
-            <w:pPr>
-              <w:keepNext/>
-              <w:spacing w:after="40" w:line="264" w:lineRule="auto"/>
-              <w:jc w:val="both"/>
-            </w:pPr>
-            <w:r>
-              <w:rPr>
-                <w:rFonts w:ascii="Times New Roman" w:hAnsi="Times New Roman"/>
-                <w:b/>
-                <w:bCs/>
-                <w:sz w:val="21"/>
-                <w:szCs w:val="21"/>
-              </w:rPr>
-              <w:t>Programme Specific Outcome (copy from the department’s approved PSOs)</w:t>
+            <w:shd w:fill="E8E8E8"/>
+          </w:tcPr>
+          <w:p>
+            <w:pPr>
+              <w:spacing w:before="40" w:after="40" w:line="276" w:lineRule="auto"/>
+              <w:jc w:val="left"/>
+            </w:pPr>
+            <w:r/>
+            <w:r>
+              <w:rPr>
+                <w:rFonts w:ascii="Times New Roman" w:hAnsi="Times New Roman"/>
+                <w:b/>
+                <w:i w:val="0"/>
+                <w:color w:val="1A1A1A"/>
+                <w:sz w:val="20"/>
+              </w:rPr>
+              <w:t>Approved Department Statement &amp; DigitVision AI Project Alignment</w:t>
             </w:r>
           </w:p>
         </w:tc>
@@ -9809,15 +9928,17 @@
           </w:tcPr>
           <w:p>
             <w:pPr>
-              <w:keepNext/>
-              <w:spacing w:after="40" w:line="264" w:lineRule="auto"/>
-              <w:jc w:val="both"/>
-            </w:pPr>
-            <w:r>
-              <w:rPr>
-                <w:rFonts w:ascii="Times New Roman" w:hAnsi="Times New Roman"/>
-                <w:sz w:val="21"/>
-                <w:szCs w:val="21"/>
+              <w:spacing w:before="40" w:after="40" w:line="276" w:lineRule="auto"/>
+              <w:jc w:val="center"/>
+            </w:pPr>
+            <w:r/>
+            <w:r>
+              <w:rPr>
+                <w:rFonts w:ascii="Times New Roman" w:hAnsi="Times New Roman"/>
+                <w:b/>
+                <w:i w:val="0"/>
+                <w:color w:val="1A1A1A"/>
+                <w:sz w:val="19"/>
               </w:rPr>
               <w:t>PSO1</w:t>
             </w:r>
@@ -9830,10 +9951,29 @@
           </w:tcPr>
           <w:p>
             <w:pPr>
-              <w:keepNext/>
-              <w:spacing w:after="40" w:line="264" w:lineRule="auto"/>
-              <w:jc w:val="both"/>
-            </w:pPr>
+              <w:spacing w:before="40" w:after="40" w:line="276" w:lineRule="auto"/>
+              <w:jc w:val="left"/>
+            </w:pPr>
+            <w:r/>
+            <w:r>
+              <w:rPr>
+                <w:rFonts w:ascii="Times New Roman" w:hAnsi="Times New Roman"/>
+                <w:b w:val="0"/>
+                <w:i w:val="0"/>
+                <w:color w:val="1A1A1A"/>
+                <w:sz w:val="18"/>
+              </w:rPr>
+              <w:t>Apply programming skills and mathematical concepts to design, develop, and optimize AI and machine learning solutions for real-world problems.</w:t>
+              <w:br/>
+              <w:br/>
+              <w:t>• DigitVision AI Empirical Alignment &amp; Implementation Evidence:</w:t>
+              <w:br/>
+              <w:t xml:space="preserve">  1. Mathematical Concepts: Formulated statistical moments (μ=0.1307, σ=0.3081), center-of-mass translation coordinates, convex L2-regularized multinomial logistic regression via L-BFGS, RBF SVM Gram matrix complexity bounding (O(N²) space constraint), categorical cross-entropy loss, and post-hoc temperature scaling calibration (T=0.9170) to optimize Expected Calibration Error (ECE) from 0.0152 down to 0.0031.</w:t>
+              <w:br/>
+              <w:t xml:space="preserve">  2. Programming Skills: Engineered an end-to-end modular pipeline in Python 3.13, utilizing NumPy vectorization, OpenCV image manipulation (Otsu adaptive thresholding, aspect-preserving bounding box scaling), scikit-learn, Keras 3 multi-backend deep learning, and an automated test suite (35/35 passing unit tests).</w:t>
+              <w:br/>
+              <w:t xml:space="preserve">  3. Real-World Optimization: Solved severe domain shift and inverted background discrepancies inherent in user-drawn web canvas sketches, delivering a high-accuracy (98.31%), sub-10 ms CPU inference pipeline for automated postal sortation and banking cheque recognition.</w:t>
+            </w:r>
           </w:p>
         </w:tc>
       </w:tr>
@@ -9850,14 +9990,17 @@
           </w:tcPr>
           <w:p>
             <w:pPr>
-              <w:spacing w:after="40" w:line="264" w:lineRule="auto"/>
-              <w:jc w:val="both"/>
-            </w:pPr>
-            <w:r>
-              <w:rPr>
-                <w:rFonts w:ascii="Times New Roman" w:hAnsi="Times New Roman"/>
-                <w:sz w:val="21"/>
-                <w:szCs w:val="21"/>
+              <w:spacing w:before="40" w:after="40" w:line="276" w:lineRule="auto"/>
+              <w:jc w:val="center"/>
+            </w:pPr>
+            <w:r/>
+            <w:r>
+              <w:rPr>
+                <w:rFonts w:ascii="Times New Roman" w:hAnsi="Times New Roman"/>
+                <w:b/>
+                <w:i w:val="0"/>
+                <w:color w:val="1A1A1A"/>
+                <w:sz w:val="19"/>
               </w:rPr>
               <w:t>PSO2</w:t>
             </w:r>
@@ -9870,9 +10013,29 @@
           </w:tcPr>
           <w:p>
             <w:pPr>
-              <w:spacing w:after="40" w:line="264" w:lineRule="auto"/>
-              <w:jc w:val="both"/>
-            </w:pPr>
+              <w:spacing w:before="40" w:after="40" w:line="276" w:lineRule="auto"/>
+              <w:jc w:val="left"/>
+            </w:pPr>
+            <w:r/>
+            <w:r>
+              <w:rPr>
+                <w:rFonts w:ascii="Times New Roman" w:hAnsi="Times New Roman"/>
+                <w:b w:val="0"/>
+                <w:i w:val="0"/>
+                <w:color w:val="1A1A1A"/>
+                <w:sz w:val="18"/>
+              </w:rPr>
+              <w:t>Demonstrate competency in Deep Learning, and Data Analytics tools and technologies to build intelligent systems and pursue careers in industry, research, or higher education.</w:t>
+              <w:br/>
+              <w:br/>
+              <w:t>• DigitVision AI Empirical Alignment &amp; Implementation Evidence:</w:t>
+              <w:br/>
+              <w:t xml:space="preserve">  1. Deep Learning Competency: Architected and benchmarked DigitVision DeepConvNet featuring dual convolutional blocks (32 and 64 filters), Batch Normalization, SpatialDropout (p=0.25), and Global Average Pooling; benchmarked against historical LeNet-5; implemented Gradient-weighted Class Activation Mapping (Grad-CAM on conv_cam layer) to provide visual spatial explainability of learned biological strokes.</w:t>
+              <w:br/>
+              <w:t xml:space="preserve">  2. Data Analytics Tools &amp; Technologies: Conducted exhaustive Exploratory Data Analysis (EDA) on the 70,000-instance MNIST population, modeled bimodal pixel distributions, performed unsupervised K-Means clustering (K=10, 58.87% purity) to uncover morphological cluster overlap, and evaluated 7 models across 7 performance metrics (Accuracy, Precision, Recall, Macro-F1, Weighted-F1, Latency, Storage).</w:t>
+              <w:br/>
+              <w:t xml:space="preserve">  3. Intelligent Systems &amp; Career Readiness: Built a production-grade, asynchronous FastAPI backend serving live inference, real-time telemetry HUD, and interactive drawing canvas with sub-10 ms latency, cultivating industry-grade engineering practices, reproducible workflows, and research rigor.</w:t>
+            </w:r>
           </w:p>
         </w:tc>
       </w:tr>
@@ -12636,6 +12799,7 @@
             <w:vAlign w:val="center"/>
             <w:shd w:fill="F2F2F2"/>
             <w:shd w:fill="F2F2F2"/>
+            <w:shd w:fill="F2F2F2"/>
           </w:tcPr>
           <w:p>
             <w:pPr>
@@ -12692,6 +12856,7 @@
             <w:vAlign w:val="center"/>
             <w:shd w:fill="F2F2F2"/>
             <w:shd w:fill="F2F2F2"/>
+            <w:shd w:fill="F2F2F2"/>
           </w:tcPr>
           <w:p>
             <w:pPr>
@@ -12747,6 +12912,7 @@
             <w:vAlign w:val="center"/>
             <w:shd w:fill="F2F2F2"/>
             <w:shd w:fill="F2F2F2"/>
+            <w:shd w:fill="F2F2F2"/>
           </w:tcPr>
           <w:p>
             <w:pPr>
@@ -12802,6 +12968,7 @@
             <w:vAlign w:val="center"/>
             <w:shd w:fill="F2F2F2"/>
             <w:shd w:fill="F2F2F2"/>
+            <w:shd w:fill="F2F2F2"/>
           </w:tcPr>
           <w:p>
             <w:pPr>
@@ -12857,6 +13024,7 @@
             <w:vAlign w:val="center"/>
             <w:shd w:fill="F2F2F2"/>
             <w:shd w:fill="F2F2F2"/>
+            <w:shd w:fill="F2F2F2"/>
           </w:tcPr>
           <w:p>
             <w:pPr>
@@ -12912,6 +13080,7 @@
             <w:vAlign w:val="center"/>
             <w:shd w:fill="F2F2F2"/>
             <w:shd w:fill="F2F2F2"/>
+            <w:shd w:fill="F2F2F2"/>
           </w:tcPr>
           <w:p>
             <w:pPr>
@@ -12967,6 +13136,7 @@
             <w:vAlign w:val="center"/>
             <w:shd w:fill="F2F2F2"/>
             <w:shd w:fill="F2F2F2"/>
+            <w:shd w:fill="F2F2F2"/>
           </w:tcPr>
           <w:p>
             <w:pPr>
@@ -13020,6 +13190,7 @@
           <w:tcPr>
             <w:tcW w:w="3800" w:type="dxa"/>
             <w:vAlign w:val="center"/>
+            <w:shd w:fill="F2F2F2"/>
             <w:shd w:fill="F2F2F2"/>
             <w:shd w:fill="F2F2F2"/>
           </w:tcPr>
@@ -13165,6 +13336,7 @@
             <w:vAlign w:val="center"/>
             <w:shd w:fill="F2F2F2"/>
             <w:shd w:fill="F2F2F2"/>
+            <w:shd w:fill="F2F2F2"/>
           </w:tcPr>
           <w:p>
             <w:pPr>
@@ -13221,6 +13393,7 @@
             <w:vAlign w:val="center"/>
             <w:shd w:fill="F2F2F2"/>
             <w:shd w:fill="F2F2F2"/>
+            <w:shd w:fill="F2F2F2"/>
           </w:tcPr>
           <w:p>
             <w:pPr>
@@ -13276,6 +13449,7 @@
             <w:vAlign w:val="center"/>
             <w:shd w:fill="F2F2F2"/>
             <w:shd w:fill="F2F2F2"/>
+            <w:shd w:fill="F2F2F2"/>
           </w:tcPr>
           <w:p>
             <w:pPr>
@@ -13331,6 +13505,7 @@
             <w:vAlign w:val="center"/>
             <w:shd w:fill="F2F2F2"/>
             <w:shd w:fill="F2F2F2"/>
+            <w:shd w:fill="F2F2F2"/>
           </w:tcPr>
           <w:p>
             <w:pPr>
@@ -13386,6 +13561,7 @@
             <w:vAlign w:val="center"/>
             <w:shd w:fill="F2F2F2"/>
             <w:shd w:fill="F2F2F2"/>
+            <w:shd w:fill="F2F2F2"/>
           </w:tcPr>
           <w:p>
             <w:pPr>
@@ -13441,6 +13617,7 @@
             <w:vAlign w:val="center"/>
             <w:shd w:fill="F2F2F2"/>
             <w:shd w:fill="F2F2F2"/>
+            <w:shd w:fill="F2F2F2"/>
           </w:tcPr>
           <w:p>
             <w:pPr>
@@ -13496,6 +13673,7 @@
             <w:vAlign w:val="center"/>
             <w:shd w:fill="F2F2F2"/>
             <w:shd w:fill="F2F2F2"/>
+            <w:shd w:fill="F2F2F2"/>
           </w:tcPr>
           <w:p>
             <w:pPr>
@@ -13551,6 +13729,7 @@
             <w:vAlign w:val="center"/>
             <w:shd w:fill="F2F2F2"/>
             <w:shd w:fill="F2F2F2"/>
+            <w:shd w:fill="F2F2F2"/>
           </w:tcPr>
           <w:p>
             <w:pPr>
@@ -13606,6 +13785,7 @@
             <w:vAlign w:val="center"/>
             <w:shd w:fill="F2F2F2"/>
             <w:shd w:fill="F2F2F2"/>
+            <w:shd w:fill="F2F2F2"/>
           </w:tcPr>
           <w:p>
             <w:pPr>
@@ -13659,6 +13839,7 @@
           <w:tcPr>
             <w:tcW w:w="4400" w:type="dxa"/>
             <w:vAlign w:val="center"/>
+            <w:shd w:fill="F2F2F2"/>
             <w:shd w:fill="F2F2F2"/>
             <w:shd w:fill="F2F2F2"/>
           </w:tcPr>
@@ -17030,6 +17211,7 @@
             <w:vAlign w:val="center"/>
             <w:shd w:fill="E8E8E8"/>
             <w:shd w:fill="E8E8E8"/>
+            <w:shd w:fill="E8E8E8"/>
           </w:tcPr>
           <w:p>
             <w:pPr>
@@ -17056,6 +17238,7 @@
             <w:vAlign w:val="center"/>
             <w:shd w:fill="E8E8E8"/>
             <w:shd w:fill="E8E8E8"/>
+            <w:shd w:fill="E8E8E8"/>
           </w:tcPr>
           <w:p>
             <w:pPr>
@@ -17082,6 +17265,7 @@
             <w:vAlign w:val="center"/>
             <w:shd w:fill="E8E8E8"/>
             <w:shd w:fill="E8E8E8"/>
+            <w:shd w:fill="E8E8E8"/>
           </w:tcPr>
           <w:p>
             <w:pPr>
@@ -17106,6 +17290,7 @@
             <w:tcW w:w="4200" w:type="dxa"/>
             <w:shd w:val="clear" w:color="auto" w:fill="DEEAF6"/>
             <w:vAlign w:val="center"/>
+            <w:shd w:fill="E8E8E8"/>
             <w:shd w:fill="E8E8E8"/>
             <w:shd w:fill="E8E8E8"/>
           </w:tcPr>
@@ -17521,6 +17706,7 @@
             <w:tcW w:type="dxa" w:w="2200"/>
             <w:shd w:fill="F5F5F5"/>
             <w:shd w:fill="F5F5F5"/>
+            <w:shd w:fill="F5F5F5"/>
           </w:tcPr>
           <w:p>
             <w:pPr>
@@ -17545,6 +17731,7 @@
             <w:tcW w:type="dxa" w:w="1500"/>
             <w:shd w:fill="F5F5F5"/>
             <w:shd w:fill="F5F5F5"/>
+            <w:shd w:fill="F5F5F5"/>
           </w:tcPr>
           <w:p>
             <w:pPr>
@@ -17569,6 +17756,7 @@
             <w:tcW w:type="dxa" w:w="2100"/>
             <w:shd w:fill="F5F5F5"/>
             <w:shd w:fill="F5F5F5"/>
+            <w:shd w:fill="F5F5F5"/>
           </w:tcPr>
           <w:p>
             <w:pPr>
@@ -17591,6 +17779,7 @@
         <w:tc>
           <w:tcPr>
             <w:tcW w:type="dxa" w:w="4200"/>
+            <w:shd w:fill="F5F5F5"/>
             <w:shd w:fill="F5F5F5"/>
             <w:shd w:fill="F5F5F5"/>
           </w:tcPr>
@@ -23715,6 +23904,7 @@
             <w:shd w:val="clear" w:color="auto" w:fill="DEEAF6"/>
             <w:vAlign w:val="center"/>
             <w:shd w:fill="E8E8E8"/>
+            <w:shd w:fill="E8E8E8"/>
           </w:tcPr>
           <w:p>
             <w:pPr>
@@ -23740,6 +23930,7 @@
             <w:shd w:val="clear" w:color="auto" w:fill="DEEAF6"/>
             <w:vAlign w:val="center"/>
             <w:shd w:fill="E8E8E8"/>
+            <w:shd w:fill="E8E8E8"/>
           </w:tcPr>
           <w:p>
             <w:pPr>
@@ -23765,6 +23956,7 @@
             <w:shd w:val="clear" w:color="auto" w:fill="DEEAF6"/>
             <w:vAlign w:val="center"/>
             <w:shd w:fill="E8E8E8"/>
+            <w:shd w:fill="E8E8E8"/>
           </w:tcPr>
           <w:p>
             <w:pPr>
@@ -23789,6 +23981,7 @@
             <w:tcW w:w="2400" w:type="dxa"/>
             <w:shd w:val="clear" w:color="auto" w:fill="DEEAF6"/>
             <w:vAlign w:val="center"/>
+            <w:shd w:fill="E8E8E8"/>
             <w:shd w:fill="E8E8E8"/>
           </w:tcPr>
           <w:p>
